--- a/js/_docx_test.docx
+++ b/js/_docx_test.docx
@@ -40,7 +40,7 @@
         <w:jc w:val="center"/>
       </w:pPr>
       <w:r>
-        <w:t xml:space="preserve">编制日期：2026-09-22</w:t>
+        <w:t xml:space="preserve">编制日期：2026-09-23</w:t>
       </w:r>
     </w:p>
     <w:p>

--- a/js/_docx_test.docx
+++ b/js/_docx_test.docx
@@ -40,7 +40,7 @@
         <w:jc w:val="center"/>
       </w:pPr>
       <w:r>
-        <w:t xml:space="preserve">编制日期：2026-09-23</w:t>
+        <w:t xml:space="preserve">编制日期：2026-09-24</w:t>
       </w:r>
     </w:p>
     <w:p>
